--- a/분석/1부10화_Segui_il_denaro_분석.docx
+++ b/분석/1부10화_Segui_il_denaro_분석.docx
@@ -1257,7 +1257,7 @@
           <w:color w:val="1A1A1A"/>
           <w:sz w:val="22"/>
         </w:rPr>
-        <w:t xml:space="preserve">   A quest'ora? Cos'ha trovato, di preciso?</w:t>
+        <w:t xml:space="preserve">   Anche di sera? Cos'ha trovato, di preciso?</w:t>
       </w:r>
     </w:p>
     <w:p>
@@ -1270,7 +1270,7 @@
           <w:color w:val="808080"/>
           <w:sz w:val="18"/>
         </w:rPr>
-        <w:t>이 시간에요? 정확히 뭘 찾으셨어요?</w:t>
+        <w:t>저녁에도요? 정확히 뭘 찾으셨어요?</w:t>
       </w:r>
     </w:p>
     <w:p>
@@ -1293,15 +1293,15 @@
           <w:color w:val="262626"/>
           <w:sz w:val="18"/>
         </w:rPr>
-        <w:t>ora</w:t>
-      </w:r>
-      <w:r>
-        <w:rPr>
-          <w:b w:val="0"/>
-          <w:color w:val="262626"/>
-          <w:sz w:val="18"/>
-        </w:rPr>
-        <w:t xml:space="preserve"> — 명사(여) · 시각</w:t>
+        <w:t>sera</w:t>
+      </w:r>
+      <w:r>
+        <w:rPr>
+          <w:b w:val="0"/>
+          <w:color w:val="262626"/>
+          <w:sz w:val="18"/>
+        </w:rPr>
+        <w:t xml:space="preserve"> — 명사(여) · 저녁 / 복수 sere</w:t>
       </w:r>
       <w:r>
         <w:rPr>
@@ -1325,7 +1325,7 @@
           <w:color w:val="262626"/>
           <w:sz w:val="18"/>
         </w:rPr>
-        <w:t xml:space="preserve"> — 동사 trovare(찾다) 직설법 근과거 3인칭 단수 (Lei 존칭)</w:t>
+        <w:t xml:space="preserve"> — trovare 직설법 근과거 3인칭 단수 (Lei, avere)</w:t>
       </w:r>
       <w:r>
         <w:rPr>
@@ -1372,7 +1372,7 @@
           <w:color w:val="262626"/>
           <w:sz w:val="18"/>
         </w:rPr>
-        <w:t>Cos'ha = cosa ha: Lei 존칭은 3인칭 단수 ha. A quest'ora?: questa → quest' 모음 앞 축약.</w:t>
+        <w:t>di sera: '저녁에' (시간대 앞 di). Cos'ha = Cosa ha의 축약. Lei에게 묻는 3인칭 단수 동사.</w:t>
       </w:r>
     </w:p>
     <w:p>
@@ -1395,7 +1395,7 @@
           <w:color w:val="262626"/>
           <w:sz w:val="18"/>
         </w:rPr>
-        <w:t>A quest'ora?: '그 시간에요?' — 늦은 밤까지 일했다는 데 대한 놀람.</w:t>
+        <w:t>Anche di sera?: 퇴근 후에도 일했다는 데 대한 놀람.</w:t>
       </w:r>
     </w:p>
     <w:p>
@@ -1418,7 +1418,7 @@
           <w:color w:val="262626"/>
           <w:sz w:val="18"/>
         </w:rPr>
-        <w:t>직설법 근과거(Passato prossimo) — 과거에 완료된 결과를 묻는다.</w:t>
+        <w:t>직설법 근과거(Passato prossimo) — 완료된 행동</w:t>
       </w:r>
     </w:p>
     <w:p>
@@ -8355,7 +8355,7 @@
           <w:color w:val="808080"/>
           <w:sz w:val="18"/>
         </w:rPr>
-        <w:t>기억력이 좋으시네요, 알레산드로, 칭찬해요.</w:t>
+        <w:t>기억력이 좋으시네요, 알레산드로, 대단해요.</w:t>
       </w:r>
     </w:p>
     <w:p>
@@ -10084,7 +10084,7 @@
           <w:color w:val="808080"/>
           <w:sz w:val="18"/>
         </w:rPr>
-        <w:t>마지막 송금 IBAN과 날짜도 추가하세요.</w:t>
+        <w:t>IBAN과 마지막 송금 날짜도 추가하세요.</w:t>
       </w:r>
     </w:p>
     <w:p>
@@ -11739,7 +11739,7 @@
           <w:color w:val="1A1A1A"/>
           <w:sz w:val="22"/>
         </w:rPr>
-        <w:t xml:space="preserve">   Bene. Ora la mandiamo via posta certificata, oggi.</w:t>
+        <w:t xml:space="preserve">   Bene. Ora la mandiamo per raccomandata, oggi.</w:t>
       </w:r>
     </w:p>
     <w:p>
@@ -11752,7 +11752,7 @@
           <w:color w:val="808080"/>
           <w:sz w:val="18"/>
         </w:rPr>
-        <w:t>좋아요. 오늘 인증 우편으로 보내죠.</w:t>
+        <w:t>좋아요. 오늘 등기우편으로 보내죠.</w:t>
       </w:r>
     </w:p>
     <w:p>
@@ -11783,7 +11783,7 @@
           <w:color w:val="262626"/>
           <w:sz w:val="18"/>
         </w:rPr>
-        <w:t xml:space="preserve"> — 동사 mandare(보내다) 직설법 현재 1인칭 복수</w:t>
+        <w:t xml:space="preserve"> — mandare 직설법 현재 1인칭 복수</w:t>
       </w:r>
       <w:r>
         <w:rPr>
@@ -11799,15 +11799,15 @@
           <w:color w:val="262626"/>
           <w:sz w:val="18"/>
         </w:rPr>
-        <w:t>posta</w:t>
-      </w:r>
-      <w:r>
-        <w:rPr>
-          <w:b w:val="0"/>
-          <w:color w:val="262626"/>
-          <w:sz w:val="18"/>
-        </w:rPr>
-        <w:t xml:space="preserve"> — 명사(여) · 우편</w:t>
+        <w:t>raccomandata</w:t>
+      </w:r>
+      <w:r>
+        <w:rPr>
+          <w:b w:val="0"/>
+          <w:color w:val="262626"/>
+          <w:sz w:val="18"/>
+        </w:rPr>
+        <w:t xml:space="preserve"> — 명사(여) · 등기우편 / 복수 raccomandate</w:t>
       </w:r>
       <w:r>
         <w:rPr>
@@ -11823,15 +11823,15 @@
           <w:color w:val="262626"/>
           <w:sz w:val="18"/>
         </w:rPr>
-        <w:t>certificata</w:t>
-      </w:r>
-      <w:r>
-        <w:rPr>
-          <w:b w:val="0"/>
-          <w:color w:val="262626"/>
-          <w:sz w:val="18"/>
-        </w:rPr>
-        <w:t xml:space="preserve"> — 형용사 certificato · 여성 단수 (posta에 일치)</w:t>
+        <w:t>la</w:t>
+      </w:r>
+      <w:r>
+        <w:rPr>
+          <w:b w:val="0"/>
+          <w:color w:val="262626"/>
+          <w:sz w:val="18"/>
+        </w:rPr>
+        <w:t xml:space="preserve"> — 직접목적 대명사 여성 단수 (= la lettera)</w:t>
       </w:r>
     </w:p>
     <w:p>
@@ -11854,7 +11854,7 @@
           <w:color w:val="262626"/>
           <w:sz w:val="18"/>
         </w:rPr>
-        <w:t>la = lettera(여성). via + 수단: '~로, ~를 통해'.</w:t>
+        <w:t>per raccomandata: '등기로' (전달 수단 per). 직접목적 대명사 la는 동사 앞.</w:t>
       </w:r>
     </w:p>
     <w:p>
@@ -11877,7 +11877,7 @@
           <w:color w:val="262626"/>
           <w:sz w:val="18"/>
         </w:rPr>
-        <w:t>posta certificata(PEC): 이탈리아의 법적 효력이 있는 공인 전자우편.</w:t>
+        <w:t>mandare per raccomandata: 공식 서신을 증거가 남게 보내는 이탈리아식 방법.</w:t>
       </w:r>
     </w:p>
     <w:p>
@@ -11900,7 +11900,7 @@
           <w:color w:val="262626"/>
           <w:sz w:val="18"/>
         </w:rPr>
-        <w:t>직설법 현재(Indicativo presente) — 곧 할 행동.</w:t>
+        <w:t>직설법 현재(Indicativo presente) — 가까운 미래의 계획</w:t>
       </w:r>
     </w:p>
     <w:p>
@@ -14323,7 +14323,7 @@
           <w:color w:val="1A1A1A"/>
           <w:sz w:val="22"/>
         </w:rPr>
-        <w:t xml:space="preserve">   Già? Così in fretta, senza nostra lettera?</w:t>
+        <w:t xml:space="preserve">   Già? Così in fretta, senza la nostra lettera?</w:t>
       </w:r>
     </w:p>
     <w:p>
@@ -14383,15 +14383,15 @@
           <w:color w:val="262626"/>
           <w:sz w:val="18"/>
         </w:rPr>
-        <w:t>fretta</w:t>
-      </w:r>
-      <w:r>
-        <w:rPr>
-          <w:b w:val="0"/>
-          <w:color w:val="262626"/>
-          <w:sz w:val="18"/>
-        </w:rPr>
-        <w:t xml:space="preserve"> — 명사(여) · 서두름 / in fretta = 급히</w:t>
+        <w:t>in fretta</w:t>
+      </w:r>
+      <w:r>
+        <w:rPr>
+          <w:b w:val="0"/>
+          <w:color w:val="262626"/>
+          <w:sz w:val="18"/>
+        </w:rPr>
+        <w:t xml:space="preserve"> — 부사구 · 서둘러, 빨리</w:t>
       </w:r>
       <w:r>
         <w:rPr>
@@ -14415,7 +14415,31 @@
           <w:color w:val="262626"/>
           <w:sz w:val="18"/>
         </w:rPr>
-        <w:t xml:space="preserve"> — 소유형용사 · 여성 단수 (lettera에 일치)</w:t>
+        <w:t xml:space="preserve"> — 소유형용사 여성 단수 (lettera에 일치)</w:t>
+      </w:r>
+      <w:r>
+        <w:rPr>
+          <w:b w:val="0"/>
+          <w:color w:val="262626"/>
+          <w:sz w:val="18"/>
+        </w:rPr>
+        <w:t xml:space="preserve"> · </w:t>
+      </w:r>
+      <w:r>
+        <w:rPr>
+          <w:b/>
+          <w:color w:val="262626"/>
+          <w:sz w:val="18"/>
+        </w:rPr>
+        <w:t>lettera</w:t>
+      </w:r>
+      <w:r>
+        <w:rPr>
+          <w:b w:val="0"/>
+          <w:color w:val="262626"/>
+          <w:sz w:val="18"/>
+        </w:rPr>
+        <w:t xml:space="preserve"> — 명사(여) · 편지 / 복수 lettere</w:t>
       </w:r>
     </w:p>
     <w:p>
@@ -14438,7 +14462,7 @@
           <w:color w:val="262626"/>
           <w:sz w:val="18"/>
         </w:rPr>
-        <w:t>senza + 명사: 관사를 생략하는 일이 많다(senza nostra lettera). così in fretta '이렇게 빨리'.</w:t>
+        <w:t>소유형용사는 보통 정관사와 함께: la nostra lettera. 가족 단수 명사(mia madre)만 예외.</w:t>
       </w:r>
     </w:p>
     <w:p>
@@ -14461,7 +14485,7 @@
           <w:color w:val="262626"/>
           <w:sz w:val="18"/>
         </w:rPr>
-        <w:t>Già?: '벌써요?' — 놀람을 한 단어로.</w:t>
+        <w:t>Già?: 예상보다 빠른 일에 대한 놀람.</w:t>
       </w:r>
     </w:p>
     <w:p>
@@ -14484,7 +14508,7 @@
           <w:color w:val="262626"/>
           <w:sz w:val="18"/>
         </w:rPr>
-        <w:t>동사 없음(명사문·감탄) — 생략 의문문.</w:t>
+        <w:t>생략문 — 동사 없음</w:t>
       </w:r>
     </w:p>
     <w:p>
@@ -15289,7 +15313,7 @@
           <w:color w:val="808080"/>
           <w:sz w:val="18"/>
         </w:rPr>
-        <w:t>3만 2천 중에 1만 8천이요. 전부는 아니지만 뭔가네요.</w:t>
+        <w:t>3만 2천 중에 1만 8천이요. 전부는 아니지만 그래도 어디예요.</w:t>
       </w:r>
     </w:p>
     <w:p>
@@ -19176,7 +19200,7 @@
           <w:color w:val="1A1A1A"/>
           <w:sz w:val="22"/>
         </w:rPr>
-        <w:t xml:space="preserve">   Grazie, Francesco, di cuore, qualunque cosa lei sia.</w:t>
+        <w:t xml:space="preserve">   Grazie, Francesco, di cuore, chiunque lei sia.</w:t>
       </w:r>
     </w:p>
     <w:p>
@@ -19212,15 +19236,15 @@
           <w:color w:val="262626"/>
           <w:sz w:val="18"/>
         </w:rPr>
-        <w:t>grazie</w:t>
-      </w:r>
-      <w:r>
-        <w:rPr>
-          <w:b w:val="0"/>
-          <w:color w:val="262626"/>
-          <w:sz w:val="18"/>
-        </w:rPr>
-        <w:t xml:space="preserve"> — 간투사 · 고맙습니다</w:t>
+        <w:t>chiunque</w:t>
+      </w:r>
+      <w:r>
+        <w:rPr>
+          <w:b w:val="0"/>
+          <w:color w:val="262626"/>
+          <w:sz w:val="18"/>
+        </w:rPr>
+        <w:t xml:space="preserve"> — 부정대명사 · 누구든 (불변)</w:t>
       </w:r>
       <w:r>
         <w:rPr>
@@ -19236,15 +19260,15 @@
           <w:color w:val="262626"/>
           <w:sz w:val="18"/>
         </w:rPr>
-        <w:t>qualunque</w:t>
-      </w:r>
-      <w:r>
-        <w:rPr>
-          <w:b w:val="0"/>
-          <w:color w:val="262626"/>
-          <w:sz w:val="18"/>
-        </w:rPr>
-        <w:t xml:space="preserve"> — 형용사(불변) · 어떤 ~이든</w:t>
+        <w:t>sia</w:t>
+      </w:r>
+      <w:r>
+        <w:rPr>
+          <w:b w:val="0"/>
+          <w:color w:val="262626"/>
+          <w:sz w:val="18"/>
+        </w:rPr>
+        <w:t xml:space="preserve"> — essere 접속법 현재 3인칭 단수 (Lei)</w:t>
       </w:r>
       <w:r>
         <w:rPr>
@@ -19260,15 +19284,15 @@
           <w:color w:val="262626"/>
           <w:sz w:val="18"/>
         </w:rPr>
-        <w:t>sia</w:t>
-      </w:r>
-      <w:r>
-        <w:rPr>
-          <w:b w:val="0"/>
-          <w:color w:val="262626"/>
-          <w:sz w:val="18"/>
-        </w:rPr>
-        <w:t xml:space="preserve"> — 동사 essere 접속법 현재 3인칭 단수</w:t>
+        <w:t>di cuore</w:t>
+      </w:r>
+      <w:r>
+        <w:rPr>
+          <w:b w:val="0"/>
+          <w:color w:val="262626"/>
+          <w:sz w:val="18"/>
+        </w:rPr>
+        <w:t xml:space="preserve"> — 부사구 · 진심으로</w:t>
       </w:r>
     </w:p>
     <w:p>
@@ -19291,7 +19315,7 @@
           <w:color w:val="262626"/>
           <w:sz w:val="18"/>
         </w:rPr>
-        <w:t>qualunque cosa + 접속법: '무엇이든 간에' → qualunque cosa lei sia '당신이 누구든(무엇이든)'.</w:t>
+        <w:t>chiunque + 접속법: chiunque lei sia '당신이 누구든'. 양보절이라 접속법을 쓴다.</w:t>
       </w:r>
     </w:p>
     <w:p>
@@ -19314,7 +19338,7 @@
           <w:color w:val="262626"/>
           <w:sz w:val="18"/>
         </w:rPr>
-        <w:t>di cuore: '진심으로'. 정체를 몰라도 감사하는 노부인의 품위.</w:t>
+        <w:t>chiunque lei sia: 정체를 모르는 사람에게 감사할 때의 정중한 말.</w:t>
       </w:r>
     </w:p>
     <w:p>
@@ -19337,7 +19361,7 @@
           <w:color w:val="262626"/>
           <w:sz w:val="18"/>
         </w:rPr>
-        <w:t>접속법 현재(Congiuntivo presente) — qualunque 뒤의 양보절.</w:t>
+        <w:t>접속법 현재(Congiuntivo presente) — 불확실·양보</w:t>
       </w:r>
     </w:p>
     <w:p>
@@ -20081,7 +20105,7 @@
           <w:color w:val="1A1A1A"/>
           <w:sz w:val="22"/>
         </w:rPr>
-        <w:t xml:space="preserve">   Grazie, Rosa. Sei una brava donna, davvero.</w:t>
+        <w:t xml:space="preserve">   Grazie, Rosa. È una brava donna, davvero.</w:t>
       </w:r>
     </w:p>
     <w:p>
@@ -20117,15 +20141,15 @@
           <w:color w:val="262626"/>
           <w:sz w:val="18"/>
         </w:rPr>
-        <w:t>sei</w:t>
-      </w:r>
-      <w:r>
-        <w:rPr>
-          <w:b w:val="0"/>
-          <w:color w:val="262626"/>
-          <w:sz w:val="18"/>
-        </w:rPr>
-        <w:t xml:space="preserve"> — 동사 essere 직설법 현재 2인칭 단수</w:t>
+        <w:t>è</w:t>
+      </w:r>
+      <w:r>
+        <w:rPr>
+          <w:b w:val="0"/>
+          <w:color w:val="262626"/>
+          <w:sz w:val="18"/>
+        </w:rPr>
+        <w:t xml:space="preserve"> — essere 직설법 현재 3인칭 단수 (Lei)</w:t>
       </w:r>
       <w:r>
         <w:rPr>
@@ -20149,7 +20173,7 @@
           <w:color w:val="262626"/>
           <w:sz w:val="18"/>
         </w:rPr>
-        <w:t xml:space="preserve"> — 형용사 bravo · 여성 단수</w:t>
+        <w:t xml:space="preserve"> — 형용사 · 착한, 훌륭한 (여성 단수)</w:t>
       </w:r>
       <w:r>
         <w:rPr>
@@ -20196,7 +20220,7 @@
           <w:color w:val="262626"/>
           <w:sz w:val="18"/>
         </w:rPr>
-        <w:t>형용사 bravo를 명사 앞에 두면 '착한, 훌륭한' (una brava donna). 프란체스코는 로사에게 tu를 쓴다.</w:t>
+        <w:t>Lei 존칭은 3인칭 단수 동사: (Lei) è. 형용사 bravo는 명사 앞에서 '좋은, 착한'.</w:t>
       </w:r>
     </w:p>
     <w:p>
@@ -20219,7 +20243,7 @@
           <w:color w:val="262626"/>
           <w:sz w:val="18"/>
         </w:rPr>
-        <w:t>Sei una brava donna: '당신은 좋은 사람이오' — 진심 어린 칭찬.</w:t>
+        <w:t>una brava donna: 따뜻하고 선한 사람에 대한 칭찬.</w:t>
       </w:r>
     </w:p>
     <w:p>
@@ -20242,7 +20266,7 @@
           <w:color w:val="262626"/>
           <w:sz w:val="18"/>
         </w:rPr>
-        <w:t>직설법 현재(Indicativo presente) — 성품.</w:t>
+        <w:t>직설법 현재(Indicativo presente) — 성품 묘사</w:t>
       </w:r>
     </w:p>
     <w:p>
@@ -21386,7 +21410,7 @@
           <w:color w:val="808080"/>
           <w:sz w:val="18"/>
         </w:rPr>
-        <w:t>전부는 아니지만 뭔가가요. 이미 승리예요, 소피아.</w:t>
+        <w:t>전부는 아니지만 그래도 어디야. 이미 승리야, 소피아.</w:t>
       </w:r>
     </w:p>
     <w:p>
@@ -22350,7 +22374,7 @@
           <w:color w:val="808080"/>
           <w:sz w:val="18"/>
         </w:rPr>
-        <w:t>좋아요, 그래야죠. 다들 식탁으로, 힘내요!</w:t>
+        <w:t>좋아요, 그래야죠. 다들 식탁으로, 어서요!</w:t>
       </w:r>
     </w:p>
     <w:p>
